--- a/Capstone_Project/11_Presentation_and_Demonstration/Group-3_Demo_Script.docx
+++ b/Capstone_Project/11_Presentation_and_Demonstration/Group-3_Demo_Script.docx
@@ -943,7 +943,7 @@
       </w:pPr>
       <w:r>
         <w:rPr/>
-        <w:t>Still to do: confirm the fixes on the final GitHub version, test real email delivery and MySQL on the demonstration laptop, and finish user testing with students and lecturers.</w:t>
+        <w:t>Still to do: confirm the fixes on the final GitHub version, check the booking emails and MySQL on the demonstration laptop, and finish user testing with students and lecturers.</w:t>
       </w:r>
     </w:p>
     <w:p>

--- a/Capstone_Project/11_Presentation_and_Demonstration/Group-3_Demo_Script.docx
+++ b/Capstone_Project/11_Presentation_and_Demonstration/Group-3_Demo_Script.docx
@@ -889,7 +889,11 @@
       </w:pPr>
       <w:r>
         <w:rPr/>
-        <w:t>We wrote 36 test cases. 35 passed, none failed and one was not run: the timed test of a first-time student booking, which is planned with real students in Week 5.</w:t>
+        <w:t xml:space="preserve">We wrote 36 test cases. 35 passed, none failed and one was not run: the timed test of a first-time student booking, </w:t>
+      </w:r>
+      <w:r>
+        <w:rPr/>
+        <w:t xml:space="preserve">because the bookings were not timed in the user testing.</w:t>
       </w:r>
     </w:p>
     <w:p>
@@ -916,7 +920,11 @@
       </w:pPr>
       <w:r>
         <w:rPr/>
-        <w:t>The survey result shows that students want the system. It is not the usability test, which is done in Week 5.</w:t>
+        <w:t xml:space="preserve">The survey result shows that students want the system. </w:t>
+      </w:r>
+      <w:r>
+        <w:rPr/>
+        <w:t xml:space="preserve">In the user testing on 28 October with 4 students and 2 lecturers, 4 of the 6 rated CampusBook easy to use.</w:t>
       </w:r>
     </w:p>
     <w:p>
@@ -935,15 +943,6 @@
       <w:r>
         <w:rPr/>
         <w:t>CampusBook brings consultation booking and lecturer availability into one web application. Login, slot management, booking, reminders and the phone layout all work and were tested.</w:t>
-      </w:r>
-    </w:p>
-    <w:p>
-      <w:pPr>
-        <w:spacing w:after="80"/>
-      </w:pPr>
-      <w:r>
-        <w:rPr/>
-        <w:t>Still to do: confirm the fixes on the final GitHub version, check the booking emails and MySQL on the demonstration laptop, and finish user testing with students and lecturers.</w:t>
       </w:r>
     </w:p>
     <w:p>

--- a/Capstone_Project/11_Presentation_and_Demonstration/Group-3_Demo_Script.docx
+++ b/Capstone_Project/11_Presentation_and_Demonstration/Group-3_Demo_Script.docx
@@ -202,7 +202,7 @@
           </w:tcPr>
           <w:p>
             <w:r>
-              <w:t>Week 4 (demonstration script)</w:t>
+              <w:t>Week 5 Final submission</w:t>
             </w:r>
           </w:p>
         </w:tc>
